--- a/BACKUP&RECOVERY/종합실습과제/종합실습과제.docx
+++ b/BACKUP&RECOVERY/종합실습과제/종합실습과제.docx
@@ -219,7 +219,7 @@
                 <w:color w:val="E6E6E6"/>
                 <w:sz w:val="19"/>
               </w:rPr>
-              <w:t>데이터파일      | /u01/app/oracle/oradata/ORCL/</w:t>
+              <w:t>데이터파일      | /u01/app/oracle/oradata/orcl/</w:t>
             </w:r>
           </w:p>
           <w:p>
@@ -1850,7 +1850,7 @@
                 <w:color w:val="E6E6E6"/>
                 <w:sz w:val="19"/>
               </w:rPr>
-              <w:t xml:space="preserve">  2    '/u01/app/oracle/oradata/ORCL/dev_data01.dbf' SIZE 200M</w:t>
+              <w:t xml:space="preserve">  2    '/u01/app/oracle/oradata/orcl/dev_data01.dbf' SIZE 200M</w:t>
             </w:r>
           </w:p>
           <w:p>
@@ -3057,7 +3057,7 @@
                 <w:color w:val="E6E6E6"/>
                 <w:sz w:val="19"/>
               </w:rPr>
-              <w:t xml:space="preserve">  2    '/u01/app/oracle/oradata/ORCL/sample01.dbf' SIZE 50M;</w:t>
+              <w:t xml:space="preserve">  2    '/u01/app/oracle/oradata/orcl/sample01.dbf' SIZE 50M;</w:t>
             </w:r>
           </w:p>
           <w:p>
@@ -3211,7 +3211,7 @@
                 <w:color w:val="E6E6E6"/>
                 <w:sz w:val="19"/>
               </w:rPr>
-              <w:t>[oracle@oel7v9r1 ~]$ rm -f /u01/app/oracle/oradata/ORCL/sample01.dbf</w:t>
+              <w:t>SYS@orcl&gt; ALTER SYSTEM FLUSH BUFFER_CACHE;</w:t>
             </w:r>
           </w:p>
         </w:tc>
@@ -3437,7 +3437,7 @@
                 <w:color w:val="E6E6E6"/>
                 <w:sz w:val="19"/>
               </w:rPr>
-              <w:t>rm -f /u01/app/oracle/oradata/ORCL/users01.dbf</w:t>
+              <w:t>rm -f /u01/app/oracle/oradata/orcl/users01.dbf</w:t>
             </w:r>
           </w:p>
           <w:p>
@@ -3451,7 +3451,7 @@
                 <w:color w:val="E6E6E6"/>
                 <w:sz w:val="19"/>
               </w:rPr>
-              <w:t>rm -f /u01/app/oracle/oradata/ORCL/example01.dbf</w:t>
+              <w:t>rm -f /u01/app/oracle/oradata/orcl/example01.dbf</w:t>
             </w:r>
           </w:p>
           <w:p>
@@ -3825,7 +3825,7 @@
                 <w:color w:val="E6E6E6"/>
                 <w:sz w:val="19"/>
               </w:rPr>
-              <w:t>[oracle@oel7v9r1 ~]$ dd of=/u01/app/oracle/oradata/ORCL/users01.dbf \</w:t>
+              <w:t>[oracle@oel7v9r1 ~]$ dd of=/u01/app/oracle/oradata/orcl/users01.dbf \</w:t>
             </w:r>
           </w:p>
           <w:p>
@@ -3867,7 +3867,7 @@
                 <w:color w:val="E6E6E6"/>
                 <w:sz w:val="19"/>
               </w:rPr>
-              <w:t>SYS@orcl&gt; ALTER SYSTEM FLUSH BUFFER_CACHE;</w:t>
+              <w:t>[oracle@oel7v9r1 ~]$ rm -f /u01/app/oracle/oradata/orcl/sample01.dbf</w:t>
             </w:r>
           </w:p>
           <w:p>
@@ -4199,7 +4199,7 @@
                 <w:color w:val="E6E6E6"/>
                 <w:sz w:val="19"/>
               </w:rPr>
-              <w:t>rm -f /u01/app/oracle/oradata/ORCL/control01.ctl</w:t>
+              <w:t>rm -f /u01/app/oracle/oradata/orcl/control01.ctl</w:t>
             </w:r>
           </w:p>
           <w:p>
@@ -5044,7 +5044,7 @@
                 <w:color w:val="E6E6E6"/>
                 <w:sz w:val="19"/>
               </w:rPr>
-              <w:t>rm -f /u01/app/oracle/oradata/ORCL/*.dbf</w:t>
+              <w:t>rm -f /u01/app/oracle/oradata/orcl/*.dbf</w:t>
             </w:r>
           </w:p>
           <w:p>
@@ -5442,7 +5442,7 @@
         <w:ind w:left="720"/>
       </w:pPr>
       <w:r>
-        <w:t>복제본 이름은 orcldup, 데이터파일 경로는 /u02/oradata/ORCLDUP 으로 할 것</w:t>
+        <w:t>복제본 이름은 orcldup, 데이터파일 경로는 /u02/oradata/orclDUP 으로 할 것</w:t>
       </w:r>
     </w:p>
     <w:p>
@@ -5525,7 +5525,7 @@
                 <w:color w:val="E6E6E6"/>
                 <w:sz w:val="19"/>
               </w:rPr>
-              <w:t>[oracle@oel7v9r1 ~]$ mkdir -p /u02/oradata/ORCLDUP</w:t>
+              <w:t>[oracle@oel7v9r1 ~]$ mkdir -p /u02/oradata/orclDUP</w:t>
             </w:r>
           </w:p>
           <w:p>
@@ -5945,7 +5945,7 @@
                 <w:color w:val="E6E6E6"/>
                 <w:sz w:val="19"/>
               </w:rPr>
-              <w:t>[oracle@oel7v9r1 ~]$ rm -f /u01/app/oracle/oradata/ORCL/*.dbf</w:t>
+              <w:t>[oracle@oel7v9r1 ~]$ rm -f /u01/app/oracle/oradata/orcl/*.dbf</w:t>
             </w:r>
           </w:p>
           <w:p>
@@ -5959,7 +5959,7 @@
                 <w:color w:val="E6E6E6"/>
                 <w:sz w:val="19"/>
               </w:rPr>
-              <w:t>[oracle@oel7v9r1 ~]$ rm -f /u01/app/oracle/oradata/ORCL/control01.ctl</w:t>
+              <w:t>[oracle@oel7v9r1 ~]$ rm -f /u01/app/oracle/oradata/orcl/control01.ctl</w:t>
             </w:r>
           </w:p>
           <w:p>
